--- a/docs/卢麒元微博/word/2026-07_卢麒元微博投资相关整理.docx
+++ b/docs/卢麒元微博/word/2026-07_卢麒元微博投资相关整理.docx
@@ -69,7 +69,7 @@
     </w:p>
     <w:p>
       <w:r>
-        <w:t>本月已纳入 41 条投资相关微博。主题分布：美元/美债 18条；原油/能源 14条；宏观/投资 11条；股票/风险资产 10条；黄金/白银 7条；人民币/港币 6条；粮食/必需品 5条；Token/稳定币 1条。</w:t>
+        <w:t>本月已纳入 43 条投资相关微博。主题分布：美元/美债 19条；原油/能源 14条；股票/风险资产 11条；宏观/投资 11条；黄金/白银 7条；粮食/必需品 6条；人民币/港币 6条；Token/稳定币 1条。</w:t>
       </w:r>
     </w:p>
     <w:p>
@@ -191,6 +191,200 @@
                 <w:sz w:val="18"/>
               </w:rPr>
               <w:t>来源</w:t>
+            </w:r>
+          </w:p>
+        </w:tc>
+      </w:tr>
+      <w:tr>
+        <w:tc>
+          <w:tcPr>
+            <w:tcW w:type="dxa" w:w="1296"/>
+            <w:vAlign w:val="center"/>
+          </w:tcPr>
+          <w:p>
+            <w:pPr>
+              <w:spacing w:after="0"/>
+            </w:pPr>
+            <w:r/>
+            <w:r>
+              <w:rPr>
+                <w:b w:val="0"/>
+                <w:sz w:val="18"/>
+              </w:rPr>
+              <w:t>2026-07-28 12:44</w:t>
+            </w:r>
+          </w:p>
+        </w:tc>
+        <w:tc>
+          <w:tcPr>
+            <w:tcW w:type="dxa" w:w="1584"/>
+            <w:vAlign w:val="center"/>
+          </w:tcPr>
+          <w:p>
+            <w:pPr>
+              <w:spacing w:after="0"/>
+            </w:pPr>
+            <w:r/>
+            <w:r>
+              <w:rPr>
+                <w:b w:val="0"/>
+                <w:sz w:val="18"/>
+              </w:rPr>
+              <w:t>原创</w:t>
+            </w:r>
+          </w:p>
+        </w:tc>
+        <w:tc>
+          <w:tcPr>
+            <w:tcW w:type="dxa" w:w="1728"/>
+            <w:vAlign w:val="center"/>
+          </w:tcPr>
+          <w:p>
+            <w:pPr>
+              <w:spacing w:after="0"/>
+            </w:pPr>
+            <w:r/>
+            <w:r>
+              <w:rPr>
+                <w:b w:val="0"/>
+                <w:sz w:val="18"/>
+              </w:rPr>
+              <w:t>美元/美债、股票/风险资产</w:t>
+            </w:r>
+          </w:p>
+        </w:tc>
+        <w:tc>
+          <w:tcPr>
+            <w:tcW w:type="dxa" w:w="3456"/>
+            <w:vAlign w:val="center"/>
+          </w:tcPr>
+          <w:p>
+            <w:pPr>
+              <w:spacing w:after="0"/>
+            </w:pPr>
+            <w:r/>
+            <w:r>
+              <w:rPr>
+                <w:b w:val="0"/>
+                <w:sz w:val="18"/>
+              </w:rPr>
+              <w:t>日韩台股市已经开始进入深度调整了（即将崩溃）。深调的原因很简单：资本开始回流美国了（资本流向决定一切）。不得不佩服美头部强大的金融控制力，就连香港也配合的严丝合缝。强美元下的虹吸效应恰恰展现在各国的财政金融政策上。亦或者，我国该考虑强制结汇...</w:t>
+            </w:r>
+          </w:p>
+        </w:tc>
+        <w:tc>
+          <w:tcPr>
+            <w:tcW w:type="dxa" w:w="1296"/>
+            <w:vAlign w:val="center"/>
+          </w:tcPr>
+          <w:p>
+            <w:pPr>
+              <w:spacing w:after="0"/>
+            </w:pPr>
+            <w:r/>
+            <w:r>
+              <w:rPr>
+                <w:b w:val="0"/>
+                <w:sz w:val="18"/>
+              </w:rPr>
+              <w:t>https://weibo.com/1245732825/RaKT6wQNn</w:t>
+            </w:r>
+          </w:p>
+        </w:tc>
+      </w:tr>
+      <w:tr>
+        <w:tc>
+          <w:tcPr>
+            <w:tcW w:type="dxa" w:w="1296"/>
+            <w:vAlign w:val="center"/>
+          </w:tcPr>
+          <w:p>
+            <w:pPr>
+              <w:spacing w:after="0"/>
+            </w:pPr>
+            <w:r/>
+            <w:r>
+              <w:rPr>
+                <w:b w:val="0"/>
+                <w:sz w:val="18"/>
+              </w:rPr>
+              <w:t>2026-07-26 12:08</w:t>
+            </w:r>
+          </w:p>
+        </w:tc>
+        <w:tc>
+          <w:tcPr>
+            <w:tcW w:type="dxa" w:w="1584"/>
+            <w:vAlign w:val="center"/>
+          </w:tcPr>
+          <w:p>
+            <w:pPr>
+              <w:spacing w:after="0"/>
+            </w:pPr>
+            <w:r/>
+            <w:r>
+              <w:rPr>
+                <w:b w:val="0"/>
+                <w:sz w:val="18"/>
+              </w:rPr>
+              <w:t>原创</w:t>
+            </w:r>
+          </w:p>
+        </w:tc>
+        <w:tc>
+          <w:tcPr>
+            <w:tcW w:type="dxa" w:w="1728"/>
+            <w:vAlign w:val="center"/>
+          </w:tcPr>
+          <w:p>
+            <w:pPr>
+              <w:spacing w:after="0"/>
+            </w:pPr>
+            <w:r/>
+            <w:r>
+              <w:rPr>
+                <w:b w:val="0"/>
+                <w:sz w:val="18"/>
+              </w:rPr>
+              <w:t>粮食/必需品</w:t>
+            </w:r>
+          </w:p>
+        </w:tc>
+        <w:tc>
+          <w:tcPr>
+            <w:tcW w:type="dxa" w:w="3456"/>
+            <w:vAlign w:val="center"/>
+          </w:tcPr>
+          <w:p>
+            <w:pPr>
+              <w:spacing w:after="0"/>
+            </w:pPr>
+            <w:r/>
+            <w:r>
+              <w:rPr>
+                <w:b w:val="0"/>
+                <w:sz w:val="18"/>
+              </w:rPr>
+              <w:t>一些国家对中资的劫掠在升级，一些国家对华贸易摩擦也在升级。熟悉世界历史的人都知道，这往往是地缘战争的前奏曲。当然，这也是全球经济陷入严重经济危机的前奏曲。当那个大国执意将世界拖入史诗级金融危机的时候，我国应有系统性的应对方略，包括应对各种颜...</w:t>
+            </w:r>
+          </w:p>
+        </w:tc>
+        <w:tc>
+          <w:tcPr>
+            <w:tcW w:type="dxa" w:w="1296"/>
+            <w:vAlign w:val="center"/>
+          </w:tcPr>
+          <w:p>
+            <w:pPr>
+              <w:spacing w:after="0"/>
+            </w:pPr>
+            <w:r/>
+            <w:r>
+              <w:rPr>
+                <w:b w:val="0"/>
+                <w:sz w:val="18"/>
+              </w:rPr>
+              <w:t>https://weibo.com/1245732825/RarNTvtb7</w:t>
             </w:r>
           </w:p>
         </w:tc>
@@ -4192,7 +4386,7 @@
         <w:pStyle w:val="Heading2"/>
       </w:pPr>
       <w:r>
-        <w:t>1. 2026-07-17 13:46 - 转发/评论</w:t>
+        <w:t>1. 2026-07-28 12:44 - 原创</w:t>
       </w:r>
     </w:p>
     <w:p>
@@ -4206,7 +4400,7 @@
         <w:t>涉及资产：</w:t>
       </w:r>
       <w:r>
-        <w:t>原油/能源</w:t>
+        <w:t>美元/美债、股票/风险资产</w:t>
       </w:r>
     </w:p>
     <w:p>
@@ -4220,7 +4414,7 @@
         <w:t>来源链接：</w:t>
       </w:r>
       <w:r>
-        <w:t>https://weibo.com/1245732825/R95Ba0vtt</w:t>
+        <w:t>https://weibo.com/1245732825/RaKT6wQNn</w:t>
       </w:r>
     </w:p>
     <w:p>
@@ -4233,22 +4427,7 @@
     </w:p>
     <w:p>
       <w:r>
-        <w:t>回复@用户7409192228:已经一再提醒，怎奈被强势网暴。说一句金转油，几乎像碰了天条。这倒好，一网打尽，连社保都进去了。新浪等媒体平台要深刻反思了，你们热捧的殖儿殖女们坑杀的不仅仅是几个散户。你们，在折腾自己的祖国！你们，在践踏自己的人民！//@用户7409192228:这种杀跌要命呢//@卢麒元:回复@憨巴豹:大多数朋友不了解中国能源需求的结构。中国的石油消耗主要是用于非成品油石化工业（成品油是出口的）。中国石化支撑了全球三分之一的工业品需求。中国是可以大幅度减少石油进口的，那意味着全球工业品短缺并大幅涨价（恶性通胀）。其实，这一切已经开始了（化肥）。螺旋式上升的通胀将席卷</w:t>
-      </w:r>
-    </w:p>
-    <w:p>
-      <w:r>
-        <w:rPr>
-          <w:b/>
-        </w:rPr>
-        <w:t>转发原文：</w:t>
-      </w:r>
-    </w:p>
-    <w:p>
-      <w:r>
-        <w:t>@广东聘婷</w:t>
-        <w:br/>
-        <w:t>《孟子》第二十八讲来啦告子篇内容挺多！！！ ​​​</w:t>
+        <w:t>日韩台股市已经开始进入深度调整了（即将崩溃）。深调的原因很简单：资本开始回流美国了（资本流向决定一切）。不得不佩服美头部强大的金融控制力，就连香港也配合的严丝合缝。强美元下的虹吸效应恰恰展现在各国的财政金融政策上。亦或者，我国该考虑强制结汇了（同时严控货币互换）。再次恳请：全方位开启战略资源储备。</w:t>
       </w:r>
     </w:p>
     <w:p>
@@ -4256,7 +4435,120 @@
         <w:pStyle w:val="Heading2"/>
       </w:pPr>
       <w:r>
-        <w:t>2. 2026-07-17 12:12 - 转发/评论</w:t>
+        <w:t>2. 2026-07-26 12:08 - 原创</w:t>
+      </w:r>
+    </w:p>
+    <w:p>
+      <w:pPr>
+        <w:spacing w:after="60"/>
+      </w:pPr>
+      <w:r>
+        <w:rPr>
+          <w:b/>
+        </w:rPr>
+        <w:t>涉及资产：</w:t>
+      </w:r>
+      <w:r>
+        <w:t>粮食/必需品</w:t>
+      </w:r>
+    </w:p>
+    <w:p>
+      <w:pPr>
+        <w:spacing w:after="60"/>
+      </w:pPr>
+      <w:r>
+        <w:rPr>
+          <w:b/>
+        </w:rPr>
+        <w:t>来源链接：</w:t>
+      </w:r>
+      <w:r>
+        <w:t>https://weibo.com/1245732825/RarNTvtb7</w:t>
+      </w:r>
+    </w:p>
+    <w:p>
+      <w:r>
+        <w:rPr>
+          <w:b/>
+        </w:rPr>
+        <w:t>原文观点：</w:t>
+      </w:r>
+    </w:p>
+    <w:p>
+      <w:r>
+        <w:t>一些国家对中资的劫掠在升级，一些国家对华贸易摩擦也在升级。熟悉世界历史的人都知道，这往往是地缘战争的前奏曲。当然，这也是全球经济陷入严重经济危机的前奏曲。当那个大国执意将世界拖入史诗级金融危机的时候，我国应有系统性的应对方略，包括应对各种颜革动乱和局部战争。我们一再强调早日建立国储委，也就是说必须要广积粮了。巨变很近了，预则立不预则废。这准备，也包括必须立刻精准帮助仍在通缩中挣扎的民企和老百姓。人，永远是决定性因素。</w:t>
+      </w:r>
+    </w:p>
+    <w:p>
+      <w:pPr>
+        <w:pStyle w:val="Heading2"/>
+      </w:pPr>
+      <w:r>
+        <w:t>3. 2026-07-17 13:46 - 转发/评论</w:t>
+      </w:r>
+    </w:p>
+    <w:p>
+      <w:pPr>
+        <w:spacing w:after="60"/>
+      </w:pPr>
+      <w:r>
+        <w:rPr>
+          <w:b/>
+        </w:rPr>
+        <w:t>涉及资产：</w:t>
+      </w:r>
+      <w:r>
+        <w:t>原油/能源</w:t>
+      </w:r>
+    </w:p>
+    <w:p>
+      <w:pPr>
+        <w:spacing w:after="60"/>
+      </w:pPr>
+      <w:r>
+        <w:rPr>
+          <w:b/>
+        </w:rPr>
+        <w:t>来源链接：</w:t>
+      </w:r>
+      <w:r>
+        <w:t>https://weibo.com/1245732825/R95Ba0vtt</w:t>
+      </w:r>
+    </w:p>
+    <w:p>
+      <w:r>
+        <w:rPr>
+          <w:b/>
+        </w:rPr>
+        <w:t>原文观点：</w:t>
+      </w:r>
+    </w:p>
+    <w:p>
+      <w:r>
+        <w:t>回复@用户7409192228:已经一再提醒，怎奈被强势网暴。说一句金转油，几乎像碰了天条。这倒好，一网打尽，连社保都进去了。新浪等媒体平台要深刻反思了，你们热捧的殖儿殖女们坑杀的不仅仅是几个散户。你们，在折腾自己的祖国！你们，在践踏自己的人民！//@用户7409192228:这种杀跌要命呢//@卢麒元:回复@憨巴豹:大多数朋友不了解中国能源需求的结构。中国的石油消耗主要是用于非成品油石化工业（成品油是出口的）。中国石化支撑了全球三分之一的工业品需求。中国是可以大幅度减少石油进口的，那意味着全球工业品短缺并大幅涨价（恶性通胀）。其实，这一切已经开始了（化肥）。螺旋式上升的通胀将席卷</w:t>
+      </w:r>
+    </w:p>
+    <w:p>
+      <w:r>
+        <w:rPr>
+          <w:b/>
+        </w:rPr>
+        <w:t>转发原文：</w:t>
+      </w:r>
+    </w:p>
+    <w:p>
+      <w:r>
+        <w:t>@广东聘婷</w:t>
+        <w:br/>
+        <w:t>《孟子》第二十八讲来啦告子篇内容挺多！！！ ​​​</w:t>
+      </w:r>
+    </w:p>
+    <w:p>
+      <w:pPr>
+        <w:pStyle w:val="Heading2"/>
+      </w:pPr>
+      <w:r>
+        <w:t>4. 2026-07-17 12:12 - 转发/评论</w:t>
       </w:r>
     </w:p>
     <w:p>
@@ -4328,7 +4620,7 @@
         <w:pStyle w:val="Heading2"/>
       </w:pPr>
       <w:r>
-        <w:t>3. 2026-07-17 12:09 - 转发/评论</w:t>
+        <w:t>5. 2026-07-17 12:09 - 转发/评论</w:t>
       </w:r>
     </w:p>
     <w:p>
@@ -4392,7 +4684,7 @@
         <w:pStyle w:val="Heading2"/>
       </w:pPr>
       <w:r>
-        <w:t>4. 2026-07-17 11:58 - 转发/评论</w:t>
+        <w:t>6. 2026-07-17 11:58 - 转发/评论</w:t>
       </w:r>
     </w:p>
     <w:p>
@@ -4464,7 +4756,7 @@
         <w:pStyle w:val="Heading2"/>
       </w:pPr>
       <w:r>
-        <w:t>5. 2026-07-17 11:19 - 转发/评论</w:t>
+        <w:t>7. 2026-07-17 11:19 - 转发/评论</w:t>
       </w:r>
     </w:p>
     <w:p>
@@ -4528,7 +4820,7 @@
         <w:pStyle w:val="Heading2"/>
       </w:pPr>
       <w:r>
-        <w:t>6. 2026-07-17 10:49 - 转发/评论</w:t>
+        <w:t>8. 2026-07-17 10:49 - 转发/评论</w:t>
       </w:r>
     </w:p>
     <w:p>
@@ -4592,7 +4884,7 @@
         <w:pStyle w:val="Heading2"/>
       </w:pPr>
       <w:r>
-        <w:t>7. 2026-07-17 10:48 - 转发/评论</w:t>
+        <w:t>9. 2026-07-17 10:48 - 转发/评论</w:t>
       </w:r>
     </w:p>
     <w:p>
@@ -4656,7 +4948,7 @@
         <w:pStyle w:val="Heading2"/>
       </w:pPr>
       <w:r>
-        <w:t>8. 2026-07-15 18:05 - 转发/评论</w:t>
+        <w:t>10. 2026-07-15 18:05 - 转发/评论</w:t>
       </w:r>
     </w:p>
     <w:p>
@@ -4720,7 +5012,7 @@
         <w:pStyle w:val="Heading2"/>
       </w:pPr>
       <w:r>
-        <w:t>9. 2026-07-15 11:50 - 转发/评论</w:t>
+        <w:t>11. 2026-07-15 11:50 - 转发/评论</w:t>
       </w:r>
     </w:p>
     <w:p>
@@ -4784,7 +5076,7 @@
         <w:pStyle w:val="Heading2"/>
       </w:pPr>
       <w:r>
-        <w:t>10. 2026-07-15 11:33 - 原创</w:t>
+        <w:t>12. 2026-07-15 11:33 - 原创</w:t>
       </w:r>
     </w:p>
     <w:p>
@@ -4833,7 +5125,7 @@
         <w:pStyle w:val="Heading2"/>
       </w:pPr>
       <w:r>
-        <w:t>11. 2026-07-15 10:55 - 转发/评论</w:t>
+        <w:t>13. 2026-07-15 10:55 - 转发/评论</w:t>
       </w:r>
     </w:p>
     <w:p>
@@ -4905,7 +5197,7 @@
         <w:pStyle w:val="Heading2"/>
       </w:pPr>
       <w:r>
-        <w:t>12. 2026-07-14 12:23 - 转发/评论</w:t>
+        <w:t>14. 2026-07-14 12:23 - 转发/评论</w:t>
       </w:r>
     </w:p>
     <w:p>
@@ -4975,7 +5267,7 @@
         <w:pStyle w:val="Heading2"/>
       </w:pPr>
       <w:r>
-        <w:t>13. 2026-07-14 11:17 - 转发/评论</w:t>
+        <w:t>15. 2026-07-14 11:17 - 转发/评论</w:t>
       </w:r>
     </w:p>
     <w:p>
@@ -5045,7 +5337,7 @@
         <w:pStyle w:val="Heading2"/>
       </w:pPr>
       <w:r>
-        <w:t>14. 2026-07-13 17:02 - 转发/评论</w:t>
+        <w:t>16. 2026-07-13 17:02 - 转发/评论</w:t>
       </w:r>
     </w:p>
     <w:p>
@@ -5115,7 +5407,7 @@
         <w:pStyle w:val="Heading2"/>
       </w:pPr>
       <w:r>
-        <w:t>15. 2026-07-13 14:17 - 转发/评论</w:t>
+        <w:t>17. 2026-07-13 14:17 - 转发/评论</w:t>
       </w:r>
     </w:p>
     <w:p>
@@ -5185,7 +5477,7 @@
         <w:pStyle w:val="Heading2"/>
       </w:pPr>
       <w:r>
-        <w:t>16. 2026-07-13 13:24 - 转发/评论</w:t>
+        <w:t>18. 2026-07-13 13:24 - 转发/评论</w:t>
       </w:r>
     </w:p>
     <w:p>
@@ -5255,7 +5547,7 @@
         <w:pStyle w:val="Heading2"/>
       </w:pPr>
       <w:r>
-        <w:t>17. 2026-07-13 11:33 - 转发/评论</w:t>
+        <w:t>19. 2026-07-13 11:33 - 转发/评论</w:t>
       </w:r>
     </w:p>
     <w:p>
@@ -5325,7 +5617,7 @@
         <w:pStyle w:val="Heading2"/>
       </w:pPr>
       <w:r>
-        <w:t>18. 2026-07-12 16:48 - 转发/评论</w:t>
+        <w:t>20. 2026-07-12 16:48 - 转发/评论</w:t>
       </w:r>
     </w:p>
     <w:p>
@@ -5395,7 +5687,7 @@
         <w:pStyle w:val="Heading2"/>
       </w:pPr>
       <w:r>
-        <w:t>19. 2026-07-10 09:52 - 转发/评论</w:t>
+        <w:t>21. 2026-07-10 09:52 - 转发/评论</w:t>
       </w:r>
     </w:p>
     <w:p>
@@ -5468,7 +5760,7 @@
         <w:pStyle w:val="Heading2"/>
       </w:pPr>
       <w:r>
-        <w:t>20. 2026-07-10 09:47 - 转发/评论</w:t>
+        <w:t>22. 2026-07-10 09:47 - 转发/评论</w:t>
       </w:r>
     </w:p>
     <w:p>
@@ -5541,7 +5833,7 @@
         <w:pStyle w:val="Heading2"/>
       </w:pPr>
       <w:r>
-        <w:t>21. 2026-07-09 12:08 - 转发/评论</w:t>
+        <w:t>23. 2026-07-09 12:08 - 转发/评论</w:t>
       </w:r>
     </w:p>
     <w:p>
@@ -5605,7 +5897,7 @@
         <w:pStyle w:val="Heading2"/>
       </w:pPr>
       <w:r>
-        <w:t>22. 2026-07-08 18:04 - 转发/评论</w:t>
+        <w:t>24. 2026-07-08 18:04 - 转发/评论</w:t>
       </w:r>
     </w:p>
     <w:p>
@@ -5669,7 +5961,7 @@
         <w:pStyle w:val="Heading2"/>
       </w:pPr>
       <w:r>
-        <w:t>23. 2026-07-08 14:11 - 转发/评论</w:t>
+        <w:t>25. 2026-07-08 14:11 - 转发/评论</w:t>
       </w:r>
     </w:p>
     <w:p>
@@ -5733,7 +6025,7 @@
         <w:pStyle w:val="Heading2"/>
       </w:pPr>
       <w:r>
-        <w:t>24. 2026-07-08 14:07 - 转发/评论</w:t>
+        <w:t>26. 2026-07-08 14:07 - 转发/评论</w:t>
       </w:r>
     </w:p>
     <w:p>
@@ -5805,7 +6097,7 @@
         <w:pStyle w:val="Heading2"/>
       </w:pPr>
       <w:r>
-        <w:t>25. 2026-07-08 11:08 - 转发/评论</w:t>
+        <w:t>27. 2026-07-08 11:08 - 转发/评论</w:t>
       </w:r>
     </w:p>
     <w:p>
@@ -5877,7 +6169,7 @@
         <w:pStyle w:val="Heading2"/>
       </w:pPr>
       <w:r>
-        <w:t>26. 2026-07-08 11:08 - 转发/评论</w:t>
+        <w:t>28. 2026-07-08 11:08 - 转发/评论</w:t>
       </w:r>
     </w:p>
     <w:p>
@@ -5949,7 +6241,7 @@
         <w:pStyle w:val="Heading2"/>
       </w:pPr>
       <w:r>
-        <w:t>27. 2026-07-08 11:05 - 转发/评论</w:t>
+        <w:t>29. 2026-07-08 11:05 - 转发/评论</w:t>
       </w:r>
     </w:p>
     <w:p>
@@ -6021,7 +6313,7 @@
         <w:pStyle w:val="Heading2"/>
       </w:pPr>
       <w:r>
-        <w:t>28. 2026-07-06 13:39 - 转发/评论</w:t>
+        <w:t>30. 2026-07-06 13:39 - 转发/评论</w:t>
       </w:r>
     </w:p>
     <w:p>
@@ -6085,7 +6377,7 @@
         <w:pStyle w:val="Heading2"/>
       </w:pPr>
       <w:r>
-        <w:t>29. 2026-07-06 12:58 - 转发/评论</w:t>
+        <w:t>31. 2026-07-06 12:58 - 转发/评论</w:t>
       </w:r>
     </w:p>
     <w:p>
@@ -6151,7 +6443,7 @@
         <w:pStyle w:val="Heading2"/>
       </w:pPr>
       <w:r>
-        <w:t>30. 2026-07-06 12:19 - 转发/评论</w:t>
+        <w:t>32. 2026-07-06 12:19 - 转发/评论</w:t>
       </w:r>
     </w:p>
     <w:p>
@@ -6215,7 +6507,7 @@
         <w:pStyle w:val="Heading2"/>
       </w:pPr>
       <w:r>
-        <w:t>31. 2026-07-05 14:05 - 转发/评论</w:t>
+        <w:t>33. 2026-07-05 14:05 - 转发/评论</w:t>
       </w:r>
     </w:p>
     <w:p>
@@ -6299,7 +6591,7 @@
         <w:pStyle w:val="Heading2"/>
       </w:pPr>
       <w:r>
-        <w:t>32. 2026-07-05 11:08 - 转发/评论</w:t>
+        <w:t>34. 2026-07-05 11:08 - 转发/评论</w:t>
       </w:r>
     </w:p>
     <w:p>
@@ -6363,7 +6655,7 @@
         <w:pStyle w:val="Heading2"/>
       </w:pPr>
       <w:r>
-        <w:t>33. 2026-07-04 16:16 - 转发/评论</w:t>
+        <w:t>35. 2026-07-04 16:16 - 转发/评论</w:t>
       </w:r>
     </w:p>
     <w:p>
@@ -6427,7 +6719,7 @@
         <w:pStyle w:val="Heading2"/>
       </w:pPr>
       <w:r>
-        <w:t>34. 2026-07-04 11:23 - 转发/评论</w:t>
+        <w:t>36. 2026-07-04 11:23 - 转发/评论</w:t>
       </w:r>
     </w:p>
     <w:p>
@@ -6491,7 +6783,7 @@
         <w:pStyle w:val="Heading2"/>
       </w:pPr>
       <w:r>
-        <w:t>35. 2026-07-03 16:00 - 转发/评论</w:t>
+        <w:t>37. 2026-07-03 16:00 - 转发/评论</w:t>
       </w:r>
     </w:p>
     <w:p>
@@ -6555,7 +6847,7 @@
         <w:pStyle w:val="Heading2"/>
       </w:pPr>
       <w:r>
-        <w:t>36. 2026-07-03 15:56 - 转发/评论</w:t>
+        <w:t>38. 2026-07-03 15:56 - 转发/评论</w:t>
       </w:r>
     </w:p>
     <w:p>
@@ -6619,7 +6911,7 @@
         <w:pStyle w:val="Heading2"/>
       </w:pPr>
       <w:r>
-        <w:t>37. 2026-07-03 15:53 - 转发/评论</w:t>
+        <w:t>39. 2026-07-03 15:53 - 转发/评论</w:t>
       </w:r>
     </w:p>
     <w:p>
@@ -6683,7 +6975,7 @@
         <w:pStyle w:val="Heading2"/>
       </w:pPr>
       <w:r>
-        <w:t>38. 2026-07-03 15:38 - 转发/评论</w:t>
+        <w:t>40. 2026-07-03 15:38 - 转发/评论</w:t>
       </w:r>
     </w:p>
     <w:p>
@@ -6747,7 +7039,7 @@
         <w:pStyle w:val="Heading2"/>
       </w:pPr>
       <w:r>
-        <w:t>39. 2026-07-02 20:20 - 转发/评论</w:t>
+        <w:t>41. 2026-07-02 20:20 - 转发/评论</w:t>
       </w:r>
     </w:p>
     <w:p>
@@ -6817,7 +7109,7 @@
         <w:pStyle w:val="Heading2"/>
       </w:pPr>
       <w:r>
-        <w:t>40. 2026-07-02 20:11 - 转发/评论</w:t>
+        <w:t>42. 2026-07-02 20:11 - 转发/评论</w:t>
       </w:r>
     </w:p>
     <w:p>
@@ -6885,7 +7177,7 @@
         <w:pStyle w:val="Heading2"/>
       </w:pPr>
       <w:r>
-        <w:t>41. 2026-07-02 20:06 - 转发/评论</w:t>
+        <w:t>43. 2026-07-02 20:06 - 转发/评论</w:t>
       </w:r>
     </w:p>
     <w:p>
